--- a/training-kit/docx/Рабочая тетрадь.docx
+++ b/training-kit/docx/Рабочая тетрадь.docx
@@ -7357,6 +7357,415 @@
         <w:spacing w:after="80"/>
       </w:pPr>
     </w:p>
+    <w:p>
+      <w:pPr>
+        <w:pStyle w:val="Heading1"/>
+      </w:pPr>
+      <w:r>
+        <w:t>Шаблон 7. Протокол дополнительного занятия</w:t>
+      </w:r>
+    </w:p>
+    <w:p>
+      <w:pPr>
+        <w:spacing w:after="160" w:before="0" w:line="276" w:lineRule="auto"/>
+      </w:pPr>
+      <w:r>
+        <w:rPr>
+          <w:rFonts w:ascii="Calibri" w:hAnsi="Calibri" w:cs="Calibri" w:eastAsia="Calibri"/>
+          <w:b w:val="0"/>
+          <w:color w:val="0F172A"/>
+          <w:sz w:val="24"/>
+        </w:rPr>
+        <w:t>Заполняется на добавленных 90 минутах. Один бланк на группу.</w:t>
+      </w:r>
+    </w:p>
+    <w:tbl>
+      <w:tblPr>
+        <w:tblW w:type="dxa" w:w="9865"/>
+        <w:jc w:val="center"/>
+        <w:tblLayout w:type="fixed"/>
+        <w:tblLook w:firstColumn="1" w:firstRow="1" w:lastColumn="0" w:lastRow="0" w:noHBand="0" w:noVBand="1" w:val="04A0"/>
+      </w:tblPr>
+      <w:tblGrid>
+        <w:gridCol w:w="3515"/>
+        <w:gridCol w:w="6350"/>
+      </w:tblGrid>
+      <w:tr>
+        <w:trPr>
+          <w:trHeight w:val="900" w:hRule="atLeast"/>
+          <w:cantSplit/>
+        </w:trPr>
+        <w:tc>
+          <w:tcPr>
+            <w:tcW w:type="dxa" w:w="3515"/>
+            <w:shd w:val="clear" w:color="auto" w:fill="F8FAFC"/>
+            <w:tcBorders>
+              <w:top w:val="single" w:sz="6" w:space="0" w:color="D6DEE8"/>
+              <w:left w:val="single" w:sz="6" w:space="0" w:color="D6DEE8"/>
+              <w:bottom w:val="single" w:sz="6" w:space="0" w:color="D6DEE8"/>
+              <w:right w:val="single" w:sz="6" w:space="0" w:color="D6DEE8"/>
+            </w:tcBorders>
+            <w:tcMar>
+              <w:top w:w="80" w:type="dxa"/>
+              <w:left w:w="80" w:type="dxa"/>
+              <w:bottom w:w="80" w:type="dxa"/>
+              <w:right w:w="80" w:type="dxa"/>
+            </w:tcMar>
+          </w:tcPr>
+          <w:p>
+            <w:pPr>
+              <w:spacing w:before="0" w:after="0" w:line="259" w:lineRule="auto"/>
+              <w:jc w:val="left"/>
+            </w:pPr>
+            <w:r/>
+            <w:r>
+              <w:rPr>
+                <w:rFonts w:ascii="Calibri" w:hAnsi="Calibri" w:cs="Calibri" w:eastAsia="Calibri"/>
+                <w:b/>
+                <w:color w:val="0F172A"/>
+                <w:sz w:val="22"/>
+              </w:rPr>
+              <w:t>Тема</w:t>
+            </w:r>
+          </w:p>
+        </w:tc>
+        <w:tc>
+          <w:tcPr>
+            <w:tcW w:type="dxa" w:w="6350"/>
+            <w:shd w:val="clear" w:color="auto" w:fill="FFFFFF"/>
+            <w:tcBorders>
+              <w:top w:val="single" w:sz="6" w:space="0" w:color="D6DEE8"/>
+              <w:left w:val="single" w:sz="6" w:space="0" w:color="D6DEE8"/>
+              <w:bottom w:val="single" w:sz="6" w:space="0" w:color="D6DEE8"/>
+              <w:right w:val="single" w:sz="6" w:space="0" w:color="D6DEE8"/>
+            </w:tcBorders>
+            <w:tcMar>
+              <w:top w:w="80" w:type="dxa"/>
+              <w:left w:w="80" w:type="dxa"/>
+              <w:bottom w:w="80" w:type="dxa"/>
+              <w:right w:w="80" w:type="dxa"/>
+            </w:tcMar>
+          </w:tcPr>
+          <w:p>
+            <w:pPr>
+              <w:spacing w:before="0" w:after="0" w:line="259" w:lineRule="auto"/>
+              <w:jc w:val="left"/>
+            </w:pPr>
+            <w:r/>
+            <w:r>
+              <w:rPr>
+                <w:rFonts w:ascii="Calibri" w:hAnsi="Calibri" w:cs="Calibri" w:eastAsia="Calibri"/>
+                <w:b w:val="0"/>
+                <w:color w:val="0F172A"/>
+                <w:sz w:val="22"/>
+              </w:rPr>
+              <w:t xml:space="preserve"> </w:t>
+            </w:r>
+          </w:p>
+        </w:tc>
+      </w:tr>
+      <w:tr>
+        <w:trPr>
+          <w:trHeight w:val="900" w:hRule="atLeast"/>
+          <w:cantSplit/>
+        </w:trPr>
+        <w:tc>
+          <w:tcPr>
+            <w:tcW w:type="dxa" w:w="3515"/>
+            <w:shd w:val="clear" w:color="auto" w:fill="F8FAFC"/>
+            <w:tcBorders>
+              <w:top w:val="single" w:sz="6" w:space="0" w:color="D6DEE8"/>
+              <w:left w:val="single" w:sz="6" w:space="0" w:color="D6DEE8"/>
+              <w:bottom w:val="single" w:sz="6" w:space="0" w:color="D6DEE8"/>
+              <w:right w:val="single" w:sz="6" w:space="0" w:color="D6DEE8"/>
+            </w:tcBorders>
+            <w:tcMar>
+              <w:top w:w="80" w:type="dxa"/>
+              <w:left w:w="80" w:type="dxa"/>
+              <w:bottom w:w="80" w:type="dxa"/>
+              <w:right w:w="80" w:type="dxa"/>
+            </w:tcMar>
+          </w:tcPr>
+          <w:p>
+            <w:pPr>
+              <w:spacing w:before="0" w:after="0" w:line="259" w:lineRule="auto"/>
+              <w:jc w:val="left"/>
+            </w:pPr>
+            <w:r/>
+            <w:r>
+              <w:rPr>
+                <w:rFonts w:ascii="Calibri" w:hAnsi="Calibri" w:cs="Calibri" w:eastAsia="Calibri"/>
+                <w:b/>
+                <w:color w:val="0F172A"/>
+                <w:sz w:val="22"/>
+              </w:rPr>
+              <w:t>Что уже готово после базовых часов</w:t>
+            </w:r>
+          </w:p>
+        </w:tc>
+        <w:tc>
+          <w:tcPr>
+            <w:tcW w:type="dxa" w:w="6350"/>
+            <w:shd w:val="clear" w:color="auto" w:fill="FFFFFF"/>
+            <w:tcBorders>
+              <w:top w:val="single" w:sz="6" w:space="0" w:color="D6DEE8"/>
+              <w:left w:val="single" w:sz="6" w:space="0" w:color="D6DEE8"/>
+              <w:bottom w:val="single" w:sz="6" w:space="0" w:color="D6DEE8"/>
+              <w:right w:val="single" w:sz="6" w:space="0" w:color="D6DEE8"/>
+            </w:tcBorders>
+            <w:tcMar>
+              <w:top w:w="80" w:type="dxa"/>
+              <w:left w:w="80" w:type="dxa"/>
+              <w:bottom w:w="80" w:type="dxa"/>
+              <w:right w:w="80" w:type="dxa"/>
+            </w:tcMar>
+          </w:tcPr>
+          <w:p>
+            <w:pPr>
+              <w:spacing w:before="0" w:after="0" w:line="259" w:lineRule="auto"/>
+              <w:jc w:val="left"/>
+            </w:pPr>
+            <w:r/>
+            <w:r>
+              <w:rPr>
+                <w:rFonts w:ascii="Calibri" w:hAnsi="Calibri" w:cs="Calibri" w:eastAsia="Calibri"/>
+                <w:b w:val="0"/>
+                <w:color w:val="0F172A"/>
+                <w:sz w:val="22"/>
+              </w:rPr>
+              <w:t xml:space="preserve"> </w:t>
+            </w:r>
+          </w:p>
+        </w:tc>
+      </w:tr>
+      <w:tr>
+        <w:trPr>
+          <w:trHeight w:val="900" w:hRule="atLeast"/>
+          <w:cantSplit/>
+        </w:trPr>
+        <w:tc>
+          <w:tcPr>
+            <w:tcW w:type="dxa" w:w="3515"/>
+            <w:shd w:val="clear" w:color="auto" w:fill="F8FAFC"/>
+            <w:tcBorders>
+              <w:top w:val="single" w:sz="6" w:space="0" w:color="D6DEE8"/>
+              <w:left w:val="single" w:sz="6" w:space="0" w:color="D6DEE8"/>
+              <w:bottom w:val="single" w:sz="6" w:space="0" w:color="D6DEE8"/>
+              <w:right w:val="single" w:sz="6" w:space="0" w:color="D6DEE8"/>
+            </w:tcBorders>
+            <w:tcMar>
+              <w:top w:w="80" w:type="dxa"/>
+              <w:left w:w="80" w:type="dxa"/>
+              <w:bottom w:w="80" w:type="dxa"/>
+              <w:right w:w="80" w:type="dxa"/>
+            </w:tcMar>
+          </w:tcPr>
+          <w:p>
+            <w:pPr>
+              <w:spacing w:before="0" w:after="0" w:line="259" w:lineRule="auto"/>
+              <w:jc w:val="left"/>
+            </w:pPr>
+            <w:r/>
+            <w:r>
+              <w:rPr>
+                <w:rFonts w:ascii="Calibri" w:hAnsi="Calibri" w:cs="Calibri" w:eastAsia="Calibri"/>
+                <w:b/>
+                <w:color w:val="0F172A"/>
+                <w:sz w:val="22"/>
+              </w:rPr>
+              <w:t>Что доделываем сегодня</w:t>
+            </w:r>
+          </w:p>
+        </w:tc>
+        <w:tc>
+          <w:tcPr>
+            <w:tcW w:type="dxa" w:w="6350"/>
+            <w:shd w:val="clear" w:color="auto" w:fill="FFFFFF"/>
+            <w:tcBorders>
+              <w:top w:val="single" w:sz="6" w:space="0" w:color="D6DEE8"/>
+              <w:left w:val="single" w:sz="6" w:space="0" w:color="D6DEE8"/>
+              <w:bottom w:val="single" w:sz="6" w:space="0" w:color="D6DEE8"/>
+              <w:right w:val="single" w:sz="6" w:space="0" w:color="D6DEE8"/>
+            </w:tcBorders>
+            <w:tcMar>
+              <w:top w:w="80" w:type="dxa"/>
+              <w:left w:w="80" w:type="dxa"/>
+              <w:bottom w:w="80" w:type="dxa"/>
+              <w:right w:w="80" w:type="dxa"/>
+            </w:tcMar>
+          </w:tcPr>
+          <w:p>
+            <w:pPr>
+              <w:spacing w:before="0" w:after="0" w:line="259" w:lineRule="auto"/>
+              <w:jc w:val="left"/>
+            </w:pPr>
+            <w:r/>
+            <w:r>
+              <w:rPr>
+                <w:rFonts w:ascii="Calibri" w:hAnsi="Calibri" w:cs="Calibri" w:eastAsia="Calibri"/>
+                <w:b w:val="0"/>
+                <w:color w:val="0F172A"/>
+                <w:sz w:val="22"/>
+              </w:rPr>
+              <w:t xml:space="preserve"> </w:t>
+            </w:r>
+          </w:p>
+        </w:tc>
+      </w:tr>
+      <w:tr>
+        <w:trPr>
+          <w:trHeight w:val="900" w:hRule="atLeast"/>
+          <w:cantSplit/>
+        </w:trPr>
+        <w:tc>
+          <w:tcPr>
+            <w:tcW w:type="dxa" w:w="3515"/>
+            <w:shd w:val="clear" w:color="auto" w:fill="F8FAFC"/>
+            <w:tcBorders>
+              <w:top w:val="single" w:sz="6" w:space="0" w:color="D6DEE8"/>
+              <w:left w:val="single" w:sz="6" w:space="0" w:color="D6DEE8"/>
+              <w:bottom w:val="single" w:sz="6" w:space="0" w:color="D6DEE8"/>
+              <w:right w:val="single" w:sz="6" w:space="0" w:color="D6DEE8"/>
+            </w:tcBorders>
+            <w:tcMar>
+              <w:top w:w="80" w:type="dxa"/>
+              <w:left w:w="80" w:type="dxa"/>
+              <w:bottom w:w="80" w:type="dxa"/>
+              <w:right w:w="80" w:type="dxa"/>
+            </w:tcMar>
+          </w:tcPr>
+          <w:p>
+            <w:pPr>
+              <w:spacing w:before="0" w:after="0" w:line="259" w:lineRule="auto"/>
+              <w:jc w:val="left"/>
+            </w:pPr>
+            <w:r/>
+            <w:r>
+              <w:rPr>
+                <w:rFonts w:ascii="Calibri" w:hAnsi="Calibri" w:cs="Calibri" w:eastAsia="Calibri"/>
+                <w:b/>
+                <w:color w:val="0F172A"/>
+                <w:sz w:val="22"/>
+              </w:rPr>
+              <w:t>Продукт к концу 90 минут</w:t>
+            </w:r>
+          </w:p>
+        </w:tc>
+        <w:tc>
+          <w:tcPr>
+            <w:tcW w:type="dxa" w:w="6350"/>
+            <w:shd w:val="clear" w:color="auto" w:fill="FFFFFF"/>
+            <w:tcBorders>
+              <w:top w:val="single" w:sz="6" w:space="0" w:color="D6DEE8"/>
+              <w:left w:val="single" w:sz="6" w:space="0" w:color="D6DEE8"/>
+              <w:bottom w:val="single" w:sz="6" w:space="0" w:color="D6DEE8"/>
+              <w:right w:val="single" w:sz="6" w:space="0" w:color="D6DEE8"/>
+            </w:tcBorders>
+            <w:tcMar>
+              <w:top w:w="80" w:type="dxa"/>
+              <w:left w:w="80" w:type="dxa"/>
+              <w:bottom w:w="80" w:type="dxa"/>
+              <w:right w:w="80" w:type="dxa"/>
+            </w:tcMar>
+          </w:tcPr>
+          <w:p>
+            <w:pPr>
+              <w:spacing w:before="0" w:after="0" w:line="259" w:lineRule="auto"/>
+              <w:jc w:val="left"/>
+            </w:pPr>
+            <w:r/>
+            <w:r>
+              <w:rPr>
+                <w:rFonts w:ascii="Calibri" w:hAnsi="Calibri" w:cs="Calibri" w:eastAsia="Calibri"/>
+                <w:b w:val="0"/>
+                <w:color w:val="0F172A"/>
+                <w:sz w:val="22"/>
+              </w:rPr>
+              <w:t xml:space="preserve"> </w:t>
+            </w:r>
+          </w:p>
+        </w:tc>
+      </w:tr>
+      <w:tr>
+        <w:trPr>
+          <w:trHeight w:val="900" w:hRule="atLeast"/>
+          <w:cantSplit/>
+        </w:trPr>
+        <w:tc>
+          <w:tcPr>
+            <w:tcW w:type="dxa" w:w="3515"/>
+            <w:shd w:val="clear" w:color="auto" w:fill="F8FAFC"/>
+            <w:tcBorders>
+              <w:top w:val="single" w:sz="6" w:space="0" w:color="D6DEE8"/>
+              <w:left w:val="single" w:sz="6" w:space="0" w:color="D6DEE8"/>
+              <w:bottom w:val="single" w:sz="6" w:space="0" w:color="D6DEE8"/>
+              <w:right w:val="single" w:sz="6" w:space="0" w:color="D6DEE8"/>
+            </w:tcBorders>
+            <w:tcMar>
+              <w:top w:w="80" w:type="dxa"/>
+              <w:left w:w="80" w:type="dxa"/>
+              <w:bottom w:w="80" w:type="dxa"/>
+              <w:right w:w="80" w:type="dxa"/>
+            </w:tcMar>
+          </w:tcPr>
+          <w:p>
+            <w:pPr>
+              <w:spacing w:before="0" w:after="0" w:line="259" w:lineRule="auto"/>
+              <w:jc w:val="left"/>
+            </w:pPr>
+            <w:r/>
+            <w:r>
+              <w:rPr>
+                <w:rFonts w:ascii="Calibri" w:hAnsi="Calibri" w:cs="Calibri" w:eastAsia="Calibri"/>
+                <w:b/>
+                <w:color w:val="0F172A"/>
+                <w:sz w:val="22"/>
+              </w:rPr>
+              <w:t>Что остается студенту самостоятельно</w:t>
+            </w:r>
+          </w:p>
+        </w:tc>
+        <w:tc>
+          <w:tcPr>
+            <w:tcW w:type="dxa" w:w="6350"/>
+            <w:shd w:val="clear" w:color="auto" w:fill="FFFFFF"/>
+            <w:tcBorders>
+              <w:top w:val="single" w:sz="6" w:space="0" w:color="D6DEE8"/>
+              <w:left w:val="single" w:sz="6" w:space="0" w:color="D6DEE8"/>
+              <w:bottom w:val="single" w:sz="6" w:space="0" w:color="D6DEE8"/>
+              <w:right w:val="single" w:sz="6" w:space="0" w:color="D6DEE8"/>
+            </w:tcBorders>
+            <w:tcMar>
+              <w:top w:w="80" w:type="dxa"/>
+              <w:left w:w="80" w:type="dxa"/>
+              <w:bottom w:w="80" w:type="dxa"/>
+              <w:right w:w="80" w:type="dxa"/>
+            </w:tcMar>
+          </w:tcPr>
+          <w:p>
+            <w:pPr>
+              <w:spacing w:before="0" w:after="0" w:line="259" w:lineRule="auto"/>
+              <w:jc w:val="left"/>
+            </w:pPr>
+            <w:r/>
+            <w:r>
+              <w:rPr>
+                <w:rFonts w:ascii="Calibri" w:hAnsi="Calibri" w:cs="Calibri" w:eastAsia="Calibri"/>
+                <w:b w:val="0"/>
+                <w:color w:val="0F172A"/>
+                <w:sz w:val="22"/>
+              </w:rPr>
+              <w:t xml:space="preserve"> </w:t>
+            </w:r>
+          </w:p>
+        </w:tc>
+      </w:tr>
+    </w:tbl>
+    <w:p>
+      <w:pPr>
+        <w:spacing w:after="80"/>
+      </w:pPr>
+    </w:p>
     <w:sectPr>
       <w:headerReference w:type="default" r:id="rId9"/>
       <w:footerReference w:type="default" r:id="rId10"/>
